--- a/example_articles/states/Michigan/4.states_Michigan_Other_publisher.docx
+++ b/example_articles/states/Michigan/4.states_Michigan_Other_publisher.docx
@@ -27,17 +27,17 @@
     </w:p>
     <w:p>
       <w:r>
-        <w:t>Source File: Other publishers/Files (500) (27).DOCX</w:t>
+        <w:t>Source file: Other publishers/Files (500) (27).DOCX</w:t>
       </w:r>
     </w:p>
     <w:p>
       <w:r>
-        <w:t>Raw locations result: ['Michigan']</w:t>
+        <w:t>Raw locations result, 'locations': ['Michigan']</w:t>
       </w:r>
     </w:p>
     <w:p>
       <w:r>
-        <w:t>states_stand_flat (Standardized): Michigan</w:t>
+        <w:t>Standardized locations result, 'states_stand_flat': Michigan</w:t>
       </w:r>
     </w:p>
     <w:p>

--- a/example_articles/states/Michigan/4.states_Michigan_Other_publisher.docx
+++ b/example_articles/states/Michigan/4.states_Michigan_Other_publisher.docx
@@ -7,7 +7,7 @@
         <w:pStyle w:val="Heading1"/>
       </w:pPr>
       <w:r>
-        <w:t>Morris turns in 'lunch-pail' effort, still shows heart</w:t>
+        <w:t>Hoyer: Fast track to top // Bonier: Atypical politician</w:t>
       </w:r>
     </w:p>
     <w:p>
@@ -17,17 +17,17 @@
     </w:p>
     <w:p>
       <w:r>
-        <w:t>Date: 1991-10-20</w:t>
+        <w:t>Date: 1991-07-10</w:t>
       </w:r>
     </w:p>
     <w:p>
       <w:r>
-        <w:t>Section: Sports; Pg. 3C</w:t>
+        <w:t>Section: NEWS; Pg. 6A</w:t>
       </w:r>
     </w:p>
     <w:p>
       <w:r>
-        <w:t>Source file: Other publishers/Files (500) (27).DOCX</w:t>
+        <w:t>Source file: Other publishers/Files (500) (24).DOCX</w:t>
       </w:r>
     </w:p>
     <w:p>
@@ -49,61 +49,51 @@
     </w:p>
     <w:p>
       <w:r>
-        <w:t>Friday, Jack Morris had to stop himself from crying. More than once. He cried at the thought of the moment, of pitching in Game 1 of the World Series, in his home town, for his boyhood favorite team.</w:t>
+        <w:t>Steny Hoyer's fast track to political power began with a fiery call to action from then-Sen. John Kennedy.</w:t>
         <w:br/>
-        <w:t>You know the story.</w:t>
+        <w:t>Hoyer was an underachieving public relations student at the University of Maryland in 1959 when Kennedy came to speak. The next week he switched majors, went on to graduate with honors, sailed through law school and won election to the state Senate in 1967.</w:t>
         <w:br/>
-        <w:t>Saturday, the Twins' starting, winning and most reliable pitcher under pressure made the Atlanta Braves weep. Morris - now 3-0 lifetime in World Series games - didn't operate on emotion. It was true grit.</w:t>
+        <w:t>At the age of 35, he became the youngest president of the Maryland Senate. In 1981, he beat 30 other candidates in a special U.S. House election.</w:t>
         <w:br/>
-        <w:t>This was no luxury performance. This was lunch pail.</w:t>
+        <w:t>Today, Hoyer is chairman of the House Democratic Caucus - and unabashedly eager to climb the leadership ladder to the speaker's chair.</w:t>
         <w:br/>
-        <w:t>"He had to battle, he had to bear down and pitch," Twins manager Tom Kelly said. "Tonight, Jack had to work at it."</w:t>
+        <w:t>''I do politics reasonably well,'' says Hoyer, 52, a lawyer from the Washington, D.C., suburbs. ''Unambitious people, for the most part, don't get much accomplished.''</w:t>
         <w:br/>
-        <w:t>"He didn't have his best stuff," catcher Brian Harper said. "But when Jack doesn't have his greatest stuff he's better than most pitchers."</w:t>
+        <w:t>Hounded by some colleagues' assertions he has risen too fast, Hoyer has chalked up legislative achievements, including a landmark civil rights law for the disabled.</w:t>
         <w:br/>
-        <w:t xml:space="preserve"> Morris liked the sound of words such as "gutsy" and 'workmanlike" to describe his seven-plus innings of throwing.</w:t>
+        <w:t>Hoyer combines a solidly liberal voting record with a desire to return Democrats to the White House. He has urged a pro-military position, voting for the MX missile and reaching out to Southern conservatives.</w:t>
         <w:br/>
-        <w:t xml:space="preserve"> He averaged about six strikeouts every nine innings during the regular season. Last night, he eliminated only three Braves on strikes. All five hits the Braves got off him were singles. But Morris wasn't happy. With himself.</w:t>
+        <w:t>''He knows how to build consensus, he knows how to get votes,'' says Rep. Benjamin Cardin, D-Md.</w:t>
         <w:br/>
-        <w:t>"Three more wins, I'll be really happy, though," he said. Then he'll have another World Series title. Last night's Game 1 will be remembered for how he struggled but prevailed.</w:t>
+        <w:t>But he's an underdog, from a small state without the support of most committee chairmen. Hoyer touts the race as one pitting the Old Guard against his Young Turks.</w:t>
         <w:br/>
-        <w:t>"I know I can pitch better," he said. "It's no big secret, this wasn't one of my best games."</w:t>
+        <w:t>His agenda runs the gamut from human and civil rights - he's been a leader on the Helsinki Commission, which monitors human rights policies in Europe and the Soviet Union - to education and health-care reform. His pledge: ''To talk to everybody'' in a diverse party. ''The whip needs to bring everybody into the room.''</w:t>
         <w:br/>
-        <w:t>From the very start, he knew he didn't have his best velocity with the fastball, nor his best control. He felt his breaking pitches weren't at their peak.</w:t>
+        <w:t xml:space="preserve"> Bonier: Atypical politician</w:t>
         <w:br/>
-        <w:t>"Not many change-ups for strikes, either," Morris said in the Twins' locker room afterward, looking worn out, still bothered slightly by a lingering chest cold. "It's good to know my fastball was good enough to get by."</w:t>
+        <w:t>Win or lose in his second effort to climb the House leadership ladder, Rep. David Bonior will compete at home in Michigan this weekend - in a triathlon.</w:t>
         <w:br/>
-        <w:t>He got good defense. He got good offense, with homers by Greg Gagne and Kent Hrbek.</w:t>
+        <w:t>His love of athletics, equalled only by his passion for public policy, reveals a measure of the man: determined, single-minded, yet capable of sacrificing for a team.</w:t>
         <w:br/>
-        <w:t>"Those guys made me a hero," Morris said.</w:t>
+        <w:t>At 46, Bonior is an antithesis of the prototypical politician. He's introverted rather than gregarious, disheveled not dapper, prefers privacy to press conferences.</w:t>
         <w:br/>
-        <w:t>But he almost turned Kelly into a goat. After the seventh inning, with the Twins ahead 5-1 and Morris' pitch count at around 90, Kelly "looked Jack right in the eye." Kelly asked Morris if he was strong enough for the eighth inning. Morris said all was well.</w:t>
+        <w:t>''One of the things that appeals to many people about Bonior is that he isn't typical,'' says Rep. Butler Derrick, D-S.C. ''He's not a back-slapper. He's a sincere guy.''</w:t>
         <w:br/>
-        <w:t>But then the eighth inning came and Morris walked the first two Braves he faced. "I hit the wall," he said. "I hate walking guys."</w:t>
+        <w:t>A product of a Catholic working-class family - his father was mayor of East Detroit - Bonior developed a passion for economic and environmental issues. A Vietnam veteran, he was an early defender of other veterans.</w:t>
         <w:br/>
-        <w:t>Not so much his arm, but his legs felt tired. He tried to get fancy with breaking pitches when what Kelly wanted was as much heat as Morris could muster, to let the fielders catch the ball, to get the game over.</w:t>
+        <w:t>His politics are liberal with a twist: he opposes abortion rights and has a mixed voting record on Israel. ''I've always been driven by human, social- justice issues,'' Bonior says. ''I tackle these things with a sense of passion.''</w:t>
         <w:br/>
-        <w:t>"It wasn't the kind of game I envisioned," Morris said.</w:t>
+        <w:t>Although his politics are to the left of his district - he led the effort to cut off military aid to the Nicaraguan rebels and opposed using force in the Persian Gulf - Bonior won 65% of the votes last year.</w:t>
         <w:br/>
-        <w:t>Still, when he walked off the mound, the experience was special. To the untrained eyes of the 55,108 in the Dome seats, Morris had crafted a dandy victory. There were two Braves on base when he left, but only one run on the scoreboard.</w:t>
+        <w:t>His rise began in 1987, when Speaker Jim Wright named him chief deputy whip. Bonior lost the 1989 whip's race to Rep. William Gray by a 134-97 vote, but won a cadre of supporters.</w:t>
         <w:br/>
-        <w:t>Maybe his pitches weren't doing what he wanted, but he seemed so steady and sturdy on the mound, his shirt-sleeved arms making him look so working class, his mustache giving him a touch of villain, his hair sticking out of his hat a symbol of his affection for Harley-Davidson motorcycles. He wasn't tidy, just tough, Just right.</w:t>
+        <w:t>He wants to help develop an agenda of middle-class tax relief, health-care reform and a national rebuilding program. The alternative, he says, is four more years of a Republican administration he calls ''wimpy on trade, shallow on the environment, disingenuous on human rights and civil rights … keepers of the wealthy.''</w:t>
         <w:br/>
-        <w:t>He was good enough because Morris digs the postseason. He's 6-1 now, with three victories this October, including two against Toronto in the American League playoffs. In the 1984 World Series, he pitched two complete-game victories for the Tigers and allowed a total of four earned runs.</w:t>
         <w:br/>
-        <w:t>So, last night's "W" wasn't a new thing for Morris. His departure from the mound, however, was interactive.</w:t>
+        <w:t>Notes</w:t>
         <w:br/>
-        <w:t>As Kelly walked from the dugout to the mound to tell Morris his workday was done, the crowd began to rise in Morris' honor. Kelly placed his hands on Morris' hips. Morris gave Kelly the baseball.</w:t>
         <w:br/>
-        <w:t xml:space="preserve"> Morris, his strides long and John Wayne-like, looked toward left field and the bullpen. He took his glove from his left hand and moved it into his right. The ovation was building, warm, respectful. After crossing the third base foul line, 30 feet from the bench, Morris lifted his blue cap off his head, and raised it to the audience.</w:t>
-        <w:br/>
-        <w:t>He gazed left and gazed right, the cap still in the air. It was the sort of gesture a craftsman offers to acknowledge his customers' heartfelt thanks.</w:t>
-        <w:br/>
-        <w:t>"About 90 percent of the time I never do that," Morris said, "because I'm disgusted with the fact I walked two guys. But tonight I just wanted them to know how much I appreciated them."</w:t>
-        <w:br/>
-        <w:t>He wanted them to know one other thing. Those emotions of Friday, the ones that carried him into last night's show, were deep. Indeed, they might have pulled him through an otherwise average performance.</w:t>
-        <w:br/>
-        <w:t>"If a person feels something in his heart, what's wrong with that?" Morris wanted to know. That heart took Morris and the Twins a giant step closer to a World Series title.</w:t>
+        <w:t>U.S. HOUSE; DEMOCRATS DECIDE KEY LEADERSHIP POST</w:t>
         <w:br/>
         <w:br/>
         <w:t>Graphic</w:t>
@@ -111,7 +101,11 @@
         <w:br/>
         <w:t xml:space="preserve"> </w:t>
         <w:br/>
-        <w:t>Photograph</w:t>
+        <w:t>EAR PHOTO; color; PHOTO; b/w, U.S. Congress; PHOTO; b/w, John Duricka, AP</w:t>
+        <w:br/>
+        <w:t xml:space="preserve"> </w:t>
+        <w:br/>
+        <w:t>CUTLINE: GRAY: Stepping down as House majority whip CUTLINE: BONIOR CUTLINE: HOYER</w:t>
       </w:r>
     </w:p>
     <w:sectPr>

--- a/example_articles/states/Michigan/4.states_Michigan_Other_publisher.docx
+++ b/example_articles/states/Michigan/4.states_Michigan_Other_publisher.docx
@@ -7,7 +7,7 @@
         <w:pStyle w:val="Heading1"/>
       </w:pPr>
       <w:r>
-        <w:t>Hoyer: Fast track to top // Bonier: Atypical politician</w:t>
+        <w:t>HOLIDAY BOOK GIFT GUIDE</w:t>
       </w:r>
     </w:p>
     <w:p>
@@ -17,17 +17,17 @@
     </w:p>
     <w:p>
       <w:r>
-        <w:t>Date: 1991-07-10</w:t>
+        <w:t>Date: 2013-12-01</w:t>
       </w:r>
     </w:p>
     <w:p>
       <w:r>
-        <w:t>Section: NEWS; Pg. 6A</w:t>
+        <w:t>Section: VARIETY; Pg. 13E</w:t>
       </w:r>
     </w:p>
     <w:p>
       <w:r>
-        <w:t>Source file: Other publishers/Files (500) (24).DOCX</w:t>
+        <w:t>Source file: Other publishers/Files (500) (16).DOCX</w:t>
       </w:r>
     </w:p>
     <w:p>
@@ -49,63 +49,71 @@
     </w:p>
     <w:p>
       <w:r>
-        <w:t>Steny Hoyer's fast track to political power began with a fiery call to action from then-Sen. John Kennedy.</w:t>
+        <w:t>Special to the Star Tribune</w:t>
         <w:br/>
-        <w:t>Hoyer was an underachieving public relations student at the University of Maryland in 1959 when Kennedy came to speak. The next week he switched majors, went on to graduate with honors, sailed through law school and won election to the state Senate in 1967.</w:t>
+        <w:t>nonfiction</w:t>
         <w:br/>
-        <w:t>At the age of 35, he became the youngest president of the Maryland Senate. In 1981, he beat 30 other candidates in a special U.S. House election.</w:t>
+        <w:t>"Thank You for Your Service"</w:t>
         <w:br/>
-        <w:t>Today, Hoyer is chairman of the House Democratic Caucus - and unabashedly eager to climb the leadership ladder to the speaker's chair.</w:t>
+        <w:t>By David Finkel (Farrar, Straus &amp; Giroux, $26)</w:t>
         <w:br/>
-        <w:t>''I do politics reasonably well,'' says Hoyer, 52, a lawyer from the Washington, D.C., suburbs. ''Unambitious people, for the most part, don't get much accomplished.''</w:t>
+        <w:t>David Finkel's "The Good Soldiers" remains the best book of nonfiction written about the Iraq war. In his new book, he follows those same "good soldiers" to the homefront after their deployments have ended. Finkel offers readers a highly detailed, heartbreaking account of the struggles the soldiers and their families face as they seek to recover from the physical and mental scars of war and integrate back into "normal" life. The unsentimental way Finkel builds his narrative only adds to the tragic depth of this moving, must-read book that will make you think differently about the true costs of war.</w:t>
         <w:br/>
-        <w:t>Hounded by some colleagues' assertions he has risen too fast, Hoyer has chalked up legislative achievements, including a landmark civil rights law for the disabled.</w:t>
+        <w:t>"Detroit: An American Autopsy"</w:t>
         <w:br/>
-        <w:t>Hoyer combines a solidly liberal voting record with a desire to return Democrats to the White House. He has urged a pro-military position, voting for the MX missile and reaching out to Southern conservatives.</w:t>
+        <w:t>By Charlie LeDuff (Penguin, $27.95)</w:t>
         <w:br/>
-        <w:t>''He knows how to build consensus, he knows how to get votes,'' says Rep. Benjamin Cardin, D-Md.</w:t>
+        <w:t>Back in his broken, now-bankrupt hometown, Pulitzer Prize-winning journalist LeDuff searches through the ruins for clues to its fate, his family's and his own. Once the richest city in the United States, Detroit is now the nation's poorest. Once the symbol of American industrial might, Detroit is now the country's capital for socioeconomic dysfunction. LeDuff explores it all with literary grace and justified indignation about what's befallen a place he loves.</w:t>
         <w:br/>
-        <w:t>But he's an underdog, from a small state without the support of most committee chairmen. Hoyer touts the race as one pitting the Old Guard against his Young Turks.</w:t>
+        <w:t>"Lean In: Women, Work, and the Will to Lead"</w:t>
         <w:br/>
-        <w:t>His agenda runs the gamut from human and civil rights - he's been a leader on the Helsinki Commission, which monitors human rights policies in Europe and the Soviet Union - to education and health-care reform. His pledge: ''To talk to everybody'' in a diverse party. ''The whip needs to bring everybody into the room.''</w:t>
+        <w:t>By Sheryl Sandberg (Knopf, $24.95)</w:t>
         <w:br/>
-        <w:t xml:space="preserve"> Bonier: Atypical politician</w:t>
+        <w:t>In this controversial book, Sandberg, the COO of Facebook, asks women to challenge the assumption that men should dominate executive positions. She asks men to be real partners, sharing family work that typically leads women to stay home, and asks women planning a family not to mentally check out of work. While Sandberg's critics are many, her book has also spurred important conversations about women and work.</w:t>
         <w:br/>
-        <w:t>Win or lose in his second effort to climb the House leadership ladder, Rep. David Bonior will compete at home in Michigan this weekend - in a triathlon.</w:t>
+        <w:t>"The Boys In the Boat: Nine Americans and Their Epic Quest for Gold at the 1936 Berlin Olympics"</w:t>
         <w:br/>
-        <w:t>His love of athletics, equalled only by his passion for public policy, reveals a measure of the man: determined, single-minded, yet capable of sacrificing for a team.</w:t>
+        <w:t>By Daniel James Brown (Viking, $28.95)</w:t>
         <w:br/>
-        <w:t>At 46, Bonior is an antithesis of the prototypical politician. He's introverted rather than gregarious, disheveled not dapper, prefers privacy to press conferences.</w:t>
+        <w:t>The dramatic, inspirational story of the U.S. rowing team that stunned the world at the 1936 Berlin Olympics. The sons of working-class families, these rowers defeated elite rivals from American and British universities, then won gold by beating the German team rowing for Hitler. Brown's gripping tale reminds us of what can happen when everyone quite literally pulls together.</w:t>
         <w:br/>
-        <w:t>''One of the things that appeals to many people about Bonior is that he isn't typical,'' says Rep. Butler Derrick, D-S.C. ''He's not a back-slapper. He's a sincere guy.''</w:t>
+        <w:t>"Bunker Hill: A City, a Siege, a Revolution"</w:t>
         <w:br/>
-        <w:t>A product of a Catholic working-class family - his father was mayor of East Detroit - Bonior developed a passion for economic and environmental issues. A Vietnam veteran, he was an early defender of other veterans.</w:t>
+        <w:t>By Nathaniel Philbrick (Viking, $32.95)</w:t>
         <w:br/>
-        <w:t>His politics are liberal with a twist: he opposes abortion rights and has a mixed voting record on Israel. ''I've always been driven by human, social- justice issues,'' Bonior says. ''I tackle these things with a sense of passion.''</w:t>
+        <w:t>The bestselling author of "In the Heart of the Sea" and "Mayflower" brings his narrative brilliance to the story of the Boston battle that ignited the American Revolution. Philbrick offers fresh perspective to the oft-told story by focusing on little-known characters like physician Joseph Warren, who emerges as the grass-roots leader of the Patriot cause. Others in the colorful cast include Paul Revere, George Washington and British General Thomas Gage. History at its best.</w:t>
         <w:br/>
-        <w:t>Although his politics are to the left of his district - he led the effort to cut off military aid to the Nicaraguan rebels and opposed using force in the Persian Gulf - Bonior won 65% of the votes last year.</w:t>
+        <w:t>"Five Days at Memorial: Life and Death in a Storm-Ravaged Hospital"</w:t>
         <w:br/>
-        <w:t>His rise began in 1987, when Speaker Jim Wright named him chief deputy whip. Bonior lost the 1989 whip's race to Rep. William Gray by a 134-97 vote, but won a cadre of supporters.</w:t>
+        <w:t>By Sheri Fink (Crown, $27)</w:t>
         <w:br/>
-        <w:t>He wants to help develop an agenda of middle-class tax relief, health-care reform and a national rebuilding program. The alternative, he says, is four more years of a Republican administration he calls ''wimpy on trade, shallow on the environment, disingenuous on human rights and civil rights … keepers of the wealthy.''</w:t>
+        <w:t>Pulitzer-Prize winner physician/journalist Fink masterfully investigates patient deaths at a New Orleans hospital devastated by Hurricane Katrina. Reconstructing five chaotic days at Memorial Medical Center, she pulls readers into the lives of people struggling for survival. The book illuminates just how ill-prepared we are in managing large-scale disasters, and how we can manage better. Fink's remarkable book will transform your understanding of people's behavior in crises.</w:t>
         <w:br/>
+        <w:t>"Going Clear: Scientology, Hollywood, and the Prison of Belief"</w:t>
         <w:br/>
-        <w:t>Notes</w:t>
+        <w:t>By Lawrence Wright (Knopf, $28.95)</w:t>
         <w:br/>
+        <w:t>The Pulitzer Prize-winning author of "The Looming Tower" offers a gripping, clear-sighted and devastating look into the world of Scientology. Wright's masterful narrative revolves around two men: science fiction writer L. Ron Hubbard, who invented the religion, and David Miscavige, Hubbard's driven, hard-nosed successor. Wright describes Scientology's complicated cosmology and how it advances its goals by recruiting celebrities like Tom Cruise and John Travolta.</w:t>
         <w:br/>
-        <w:t>U.S. HOUSE; DEMOCRATS DECIDE KEY LEADERSHIP POST</w:t>
+        <w:t>"Facing the Wave: A Journey in the Wake of the Tsunami"</w:t>
         <w:br/>
+        <w:t>By Gretel Ehrlich (Pantheon, $25)</w:t>
         <w:br/>
-        <w:t>Graphic</w:t>
+        <w:t>A passionate student of Japanese culture, Ehrlich returned to the earthquake-and-tsunami-devastated nation in order to bear witness to its radioactive landscape, listen to survivors and seek to understand their traumatizing experiences. Ehrlich's eloquent narrative combines strong reportage, lyrical observations and deeply felt reflection. The result is unique and stunningly engaging.</w:t>
         <w:br/>
+        <w:t>"Gun Guys: A Road Trip"</w:t>
         <w:br/>
-        <w:t xml:space="preserve"> </w:t>
+        <w:t>By Dan Baum (Alfred A. Knopf, $26.95)</w:t>
         <w:br/>
-        <w:t>EAR PHOTO; color; PHOTO; b/w, U.S. Congress; PHOTO; b/w, John Duricka, AP</w:t>
+        <w:t>A self-described Jewish Democrat from New Jersey, Baum plays cultural anthropologist, exploring our nation's fascination with guns and bringing back valuable, eye-opening insights from "gun country." In his thoroughly open-minded and balanced narrative, Baum makes firsthand observations by visiting gun stores, shooting ranges and gun shows, asking simple, probing questions. By listening with an open mind, Baum (and his readers) learn valuable lessons.</w:t>
         <w:br/>
-        <w:t xml:space="preserve"> </w:t>
+        <w:t>"The Unwinding: An Inner History of the New America"</w:t>
         <w:br/>
-        <w:t>CUTLINE: GRAY: Stepping down as House majority whip CUTLINE: BONIOR CUTLINE: HOYER</w:t>
+        <w:t>By George Packer (Farrar, Straus &amp; Giroux, $27)</w:t>
+        <w:br/>
+        <w:t>An ambitious, kaleidoscopic look at a nation in crisis. The renowned Packer chronicles the lives of several Americans, including a factory worker trying to survive the collapse of her Rust Belt city, a Washington insider caught between political idealism and the attractions of money and a high-tech billionaire who develops a radical vision of the future. Interweaving these smaller stories, Packer skillfully explores our nation's deeper, troubling undercurrents.</w:t>
+        <w:br/>
+        <w:t>Chuck Leddy is a Boston book critic and a member of the National Book Critics Circle.</w:t>
       </w:r>
     </w:p>
     <w:sectPr>
